--- a/docs/Инструкция_пользователя_БотГраф.docx
+++ b/docs/Инструкция_пользователя_БотГраф.docx
@@ -19,7 +19,7 @@
           <w:i w:val="0"/>
           <w:color w:val="595959"/>
         </w:rPr>
-        <w:t>БотГраф — графики для чат-ботов · версия 0.2.0 · подготовил Участник 3 (разработчик)</w:t>
+        <w:t>БотГраф — графики для чат-ботов · версия 0.3.0 · подготовил Участник 3 (разработчик)</w:t>
       </w:r>
     </w:p>
     <w:p>
@@ -67,14 +67,14 @@
           <w:i w:val="0"/>
           <w:sz w:val="21"/>
         </w:rPr>
-        <w:t>botgraf</w:t>
-      </w:r>
-      <w:r>
-        <w:rPr>
-          <w:b w:val="0"/>
-          <w:i w:val="0"/>
-        </w:rPr>
-        <w:t>, версия 0.2.0).</w:t>
+        <w:t>botgraph</w:t>
+      </w:r>
+      <w:r>
+        <w:rPr>
+          <w:b w:val="0"/>
+          <w:i w:val="0"/>
+        </w:rPr>
+        <w:t>, версия 0.3.0).</w:t>
       </w:r>
     </w:p>
     <w:p>
@@ -90,46 +90,21 @@
           <w:b w:val="0"/>
           <w:i w:val="0"/>
         </w:rPr>
-        <w:t>веб-демо https://botgraf.31-77-198-42.sslip.io — попробовать без установки (рис. 2).</w:t>
-      </w:r>
-    </w:p>
-    <w:p>
-      <w:r>
-        <w:rPr>
-          <w:b/>
-          <w:i w:val="0"/>
-        </w:rPr>
-        <w:t xml:space="preserve">Репозиторий с кодом: </w:t>
-      </w:r>
-      <w:r>
-        <w:rPr>
-          <w:b w:val="0"/>
-          <w:i w:val="0"/>
-          <w:highlight w:val="yellow"/>
-        </w:rPr>
-        <w:t>[вставить ссылку на репозиторий]</w:t>
-      </w:r>
-      <w:r>
-        <w:rPr>
-          <w:b w:val="0"/>
-          <w:i w:val="0"/>
-        </w:rPr>
-        <w:t xml:space="preserve">; пока ссылки нет, пакет ставится из папки проекта — раздел 1. Демо-бот в Telegram: </w:t>
-      </w:r>
-      <w:r>
-        <w:rPr>
-          <w:b w:val="0"/>
-          <w:i w:val="0"/>
-          <w:highlight w:val="yellow"/>
-        </w:rPr>
-        <w:t>[вставить ссылку на бота]</w:t>
-      </w:r>
-      <w:r>
-        <w:rPr>
-          <w:b w:val="0"/>
-          <w:i w:val="0"/>
-        </w:rPr>
-        <w:t>.</w:t>
+        <w:t xml:space="preserve">демо-бот в Telegram </w:t>
+      </w:r>
+      <w:r>
+        <w:rPr>
+          <w:b w:val="0"/>
+          <w:i w:val="0"/>
+        </w:rPr>
+        <w:t>https://t.me/nsu42342344_bot</w:t>
+      </w:r>
+      <w:r>
+        <w:rPr>
+          <w:b w:val="0"/>
+          <w:i w:val="0"/>
+        </w:rPr>
+        <w:t xml:space="preserve"> — проверить без установки прямо в телефоне (раздел 1). Запасной вариант — веб-демо https://botgraf.31-77-198-42.sslip.io (рис. 2).</w:t>
       </w:r>
     </w:p>
     <w:p>
@@ -213,7 +188,7 @@
           <w:b w:val="0"/>
           <w:i w:val="0"/>
         </w:rPr>
-        <w:t>БотГраф — не сайт и не приложение, а библиотека: её ставят в проект бота одной командой. Посмотреть, что получится, можно и без установки — на веб-демо https://botgraf.31-77-198-42.sslip.io.</w:t>
+        <w:t>БотГраф — библиотека: её ставят в проект бота одной командой. Посмотреть, что получит пользователь бота, можно без установки — в демо-боте, который сделан на этой библиотеке:</w:t>
       </w:r>
     </w:p>
     <w:p>
@@ -240,23 +215,7 @@
           <w:b w:val="0"/>
           <w:i w:val="0"/>
         </w:rPr>
-        <w:t xml:space="preserve">Проверьте, что установлен Python 3.10 или новее: </w:t>
-      </w:r>
-      <w:r>
-        <w:rPr>
-          <w:rFonts w:ascii="Consolas" w:hAnsi="Consolas"/>
-          <w:b w:val="0"/>
-          <w:i w:val="0"/>
-          <w:sz w:val="21"/>
-        </w:rPr>
-        <w:t>python3 --version</w:t>
-      </w:r>
-      <w:r>
-        <w:rPr>
-          <w:b w:val="0"/>
-          <w:i w:val="0"/>
-        </w:rPr>
-        <w:t>.</w:t>
+        <w:t>Откройте демо-бота в Telegram по ссылке из раздела 0 и нажмите «Старт» (или отправьте /start).</w:t>
       </w:r>
     </w:p>
     <w:p>
@@ -283,39 +242,7 @@
           <w:b w:val="0"/>
           <w:i w:val="0"/>
         </w:rPr>
-        <w:t xml:space="preserve">Установите пакет из репозитория или из папки проекта (команды ниже). Для готовой отправки в Telegram добавьте </w:t>
-      </w:r>
-      <w:r>
-        <w:rPr>
-          <w:rFonts w:ascii="Consolas" w:hAnsi="Consolas"/>
-          <w:b w:val="0"/>
-          <w:i w:val="0"/>
-          <w:sz w:val="21"/>
-        </w:rPr>
-        <w:t>[aiogram]</w:t>
-      </w:r>
-      <w:r>
-        <w:rPr>
-          <w:b w:val="0"/>
-          <w:i w:val="0"/>
-        </w:rPr>
-        <w:t xml:space="preserve"> или </w:t>
-      </w:r>
-      <w:r>
-        <w:rPr>
-          <w:rFonts w:ascii="Consolas" w:hAnsi="Consolas"/>
-          <w:b w:val="0"/>
-          <w:i w:val="0"/>
-          <w:sz w:val="21"/>
-        </w:rPr>
-        <w:t>[ptb]</w:t>
-      </w:r>
-      <w:r>
-        <w:rPr>
-          <w:b w:val="0"/>
-          <w:i w:val="0"/>
-        </w:rPr>
-        <w:t xml:space="preserve"> — по тому, на чём написан ваш бот.</w:t>
+        <w:t>Нажмите любую кнопку-пример: «Столбики», «Линия», «Кольцо», «Календарь», «Карточка дня»… — бот пришлёт график картинкой. Под ним кнопки «Тёмная тема», «Текстом» и «JSON».</w:t>
       </w:r>
     </w:p>
     <w:p>
@@ -342,6 +269,203 @@
           <w:b w:val="0"/>
           <w:i w:val="0"/>
         </w:rPr>
+        <w:t xml:space="preserve">Отправьте свои данные одним сообщением: сначала вид и тема (необязательно), потом JSON, например </w:t>
+      </w:r>
+      <w:r>
+        <w:rPr>
+          <w:rFonts w:ascii="Consolas" w:hAnsi="Consolas"/>
+          <w:b w:val="0"/>
+          <w:i w:val="0"/>
+          <w:sz w:val="21"/>
+        </w:rPr>
+        <w:t>pie dark {"labels": ["Кошки", "Собаки"], "values": [12, 8]}</w:t>
+      </w:r>
+      <w:r>
+        <w:rPr>
+          <w:b w:val="0"/>
+          <w:i w:val="0"/>
+        </w:rPr>
+        <w:t>. Чтобы получить текст вместо картинки, начните сообщение с /text.</w:t>
+      </w:r>
+    </w:p>
+    <w:p>
+      <w:pPr>
+        <w:spacing w:after="80"/>
+        <w:ind w:left="510" w:hanging="340"/>
+      </w:pPr>
+      <w:r>
+        <w:rPr>
+          <w:b/>
+          <w:i w:val="0"/>
+        </w:rPr>
+        <w:t>4.</w:t>
+      </w:r>
+      <w:r>
+        <w:rPr>
+          <w:b w:val="0"/>
+          <w:i w:val="0"/>
+        </w:rPr>
+        <w:tab/>
+      </w:r>
+      <w:r>
+        <w:rPr>
+          <w:b w:val="0"/>
+          <w:i w:val="0"/>
+        </w:rPr>
+        <w:t xml:space="preserve">Отправьте данные с ошибкой, например </w:t>
+      </w:r>
+      <w:r>
+        <w:rPr>
+          <w:rFonts w:ascii="Consolas" w:hAnsi="Consolas"/>
+          <w:b w:val="0"/>
+          <w:i w:val="0"/>
+          <w:sz w:val="21"/>
+        </w:rPr>
+        <w:t>bar {"labels": ["Кошки", "Собаки"], "values": [12]}</w:t>
+      </w:r>
+      <w:r>
+        <w:rPr>
+          <w:b w:val="0"/>
+          <w:i w:val="0"/>
+        </w:rPr>
+        <w:t xml:space="preserve"> — бот ответит кодом ошибки и подсказкой, что исправить (раздел 5).</w:t>
+      </w:r>
+    </w:p>
+    <w:p>
+      <w:r>
+        <w:rPr>
+          <w:b w:val="0"/>
+          <w:i w:val="0"/>
+        </w:rPr>
+        <w:t>Чтобы подключить библиотеку к своему боту:</w:t>
+      </w:r>
+    </w:p>
+    <w:p>
+      <w:pPr>
+        <w:spacing w:after="80"/>
+        <w:ind w:left="510" w:hanging="340"/>
+      </w:pPr>
+      <w:r>
+        <w:rPr>
+          <w:b/>
+          <w:i w:val="0"/>
+        </w:rPr>
+        <w:t>1.</w:t>
+      </w:r>
+      <w:r>
+        <w:rPr>
+          <w:b w:val="0"/>
+          <w:i w:val="0"/>
+        </w:rPr>
+        <w:tab/>
+      </w:r>
+      <w:r>
+        <w:rPr>
+          <w:b w:val="0"/>
+          <w:i w:val="0"/>
+        </w:rPr>
+        <w:t xml:space="preserve">Проверьте, что установлен Python 3.10 или новее: </w:t>
+      </w:r>
+      <w:r>
+        <w:rPr>
+          <w:rFonts w:ascii="Consolas" w:hAnsi="Consolas"/>
+          <w:b w:val="0"/>
+          <w:i w:val="0"/>
+          <w:sz w:val="21"/>
+        </w:rPr>
+        <w:t>python3 --version</w:t>
+      </w:r>
+      <w:r>
+        <w:rPr>
+          <w:b w:val="0"/>
+          <w:i w:val="0"/>
+        </w:rPr>
+        <w:t>.</w:t>
+      </w:r>
+    </w:p>
+    <w:p>
+      <w:pPr>
+        <w:spacing w:after="80"/>
+        <w:ind w:left="510" w:hanging="340"/>
+      </w:pPr>
+      <w:r>
+        <w:rPr>
+          <w:b/>
+          <w:i w:val="0"/>
+        </w:rPr>
+        <w:t>2.</w:t>
+      </w:r>
+      <w:r>
+        <w:rPr>
+          <w:b w:val="0"/>
+          <w:i w:val="0"/>
+        </w:rPr>
+        <w:tab/>
+      </w:r>
+      <w:r>
+        <w:rPr>
+          <w:b w:val="0"/>
+          <w:i w:val="0"/>
+        </w:rPr>
+        <w:t xml:space="preserve">Установите пакет из папки проекта (команды ниже). Для готовой отправки в Telegram добавьте </w:t>
+      </w:r>
+      <w:r>
+        <w:rPr>
+          <w:rFonts w:ascii="Consolas" w:hAnsi="Consolas"/>
+          <w:b w:val="0"/>
+          <w:i w:val="0"/>
+          <w:sz w:val="21"/>
+        </w:rPr>
+        <w:t>[aiogram]</w:t>
+      </w:r>
+      <w:r>
+        <w:rPr>
+          <w:b w:val="0"/>
+          <w:i w:val="0"/>
+        </w:rPr>
+        <w:t xml:space="preserve"> или </w:t>
+      </w:r>
+      <w:r>
+        <w:rPr>
+          <w:rFonts w:ascii="Consolas" w:hAnsi="Consolas"/>
+          <w:b w:val="0"/>
+          <w:i w:val="0"/>
+          <w:sz w:val="21"/>
+        </w:rPr>
+        <w:t>[ptb]</w:t>
+      </w:r>
+      <w:r>
+        <w:rPr>
+          <w:b w:val="0"/>
+          <w:i w:val="0"/>
+        </w:rPr>
+        <w:t xml:space="preserve"> — по тому, на чём написан ваш бот.</w:t>
+      </w:r>
+    </w:p>
+    <w:p>
+      <w:pPr>
+        <w:spacing w:after="80"/>
+        <w:ind w:left="510" w:hanging="340"/>
+      </w:pPr>
+      <w:r>
+        <w:rPr>
+          <w:b/>
+          <w:i w:val="0"/>
+        </w:rPr>
+        <w:t>3.</w:t>
+      </w:r>
+      <w:r>
+        <w:rPr>
+          <w:b w:val="0"/>
+          <w:i w:val="0"/>
+        </w:rPr>
+        <w:tab/>
+      </w:r>
+      <w:r>
+        <w:rPr>
+          <w:b w:val="0"/>
+          <w:i w:val="0"/>
+        </w:rPr>
         <w:t xml:space="preserve">Проверьте установку командой </w:t>
       </w:r>
       <w:r>
@@ -351,7 +475,7 @@
           <w:i w:val="0"/>
           <w:sz w:val="21"/>
         </w:rPr>
-        <w:t>botgraf --help</w:t>
+        <w:t>botgraph --help</w:t>
       </w:r>
       <w:r>
         <w:rPr>
@@ -374,17 +498,7 @@
           <w:i w:val="0"/>
           <w:sz w:val="19"/>
         </w:rPr>
-        <w:t>pip install git+&lt;ссылка-на-репозиторий&gt;     # из репозитория</w:t>
-        <w:br/>
-      </w:r>
-      <w:r>
-        <w:rPr>
-          <w:rFonts w:ascii="Consolas" w:hAnsi="Consolas"/>
-          <w:b w:val="0"/>
-          <w:i w:val="0"/>
-          <w:sz w:val="19"/>
-        </w:rPr>
-        <w:t>pip install .                               # или из папки проекта</w:t>
+        <w:t>pip install .                               # из папки проекта</w:t>
         <w:br/>
       </w:r>
       <w:r>
@@ -404,7 +518,7 @@
           <w:i w:val="0"/>
           <w:sz w:val="19"/>
         </w:rPr>
-        <w:t>botgraf --help</w:t>
+        <w:t>botgraph --help</w:t>
       </w:r>
     </w:p>
     <w:p>
@@ -496,16 +610,16 @@
           <w:b w:val="0"/>
           <w:i w:val="0"/>
         </w:rPr>
-        <w:t xml:space="preserve">Справку утилиты </w:t>
-      </w:r>
-      <w:r>
-        <w:rPr>
-          <w:rFonts w:ascii="Consolas" w:hAnsi="Consolas"/>
-          <w:b w:val="0"/>
-          <w:i w:val="0"/>
-          <w:sz w:val="21"/>
-        </w:rPr>
-        <w:t>botgraf</w:t>
+        <w:t xml:space="preserve">В демо-боте — приветствие с кнопками-примерами. После установки — справку утилиты </w:t>
+      </w:r>
+      <w:r>
+        <w:rPr>
+          <w:rFonts w:ascii="Consolas" w:hAnsi="Consolas"/>
+          <w:b w:val="0"/>
+          <w:i w:val="0"/>
+          <w:sz w:val="21"/>
+        </w:rPr>
+        <w:t>botgraph</w:t>
       </w:r>
       <w:r>
         <w:rPr>
@@ -667,7 +781,7 @@
       <w:r>
         <w:drawing>
           <wp:inline xmlns:a="http://schemas.openxmlformats.org/drawingml/2006/main" xmlns:pic="http://schemas.openxmlformats.org/drawingml/2006/picture">
-            <wp:extent cx="5400000" cy="3770253"/>
+            <wp:extent cx="5400000" cy="3011470"/>
             <wp:docPr id="1" name="Picture 1"/>
             <wp:cNvGraphicFramePr>
               <a:graphicFrameLocks noChangeAspect="1"/>
@@ -688,7 +802,7 @@
                   <pic:spPr>
                     <a:xfrm>
                       <a:off x="0" y="0"/>
-                      <a:ext cx="5400000" cy="3770253"/>
+                      <a:ext cx="5400000" cy="3011470"/>
                     </a:xfrm>
                     <a:prstGeom prst="rect"/>
                   </pic:spPr>
@@ -710,7 +824,7 @@
           <w:color w:val="595959"/>
           <w:sz w:val="20"/>
         </w:rPr>
-        <w:t>Рис. 1 — стартовый экран: справка botgraf --help после установки</w:t>
+        <w:t>Рис. 1 — стартовый экран: справка botgraph --help после установки</w:t>
       </w:r>
     </w:p>
     <w:p>
@@ -835,7 +949,7 @@
           <w:i w:val="0"/>
           <w:sz w:val="21"/>
         </w:rPr>
-        <w:t>botgraf данные.json -o chart.png</w:t>
+        <w:t>botgraph данные.json -o chart.png</w:t>
       </w:r>
       <w:r>
         <w:rPr>
@@ -858,7 +972,7 @@
           <w:b w:val="0"/>
           <w:i w:val="0"/>
         </w:rPr>
-        <w:t>цифры в чате текстом читать неудобно, а обычный график matplotlib на телефоне мелкий и нечитаемый — чтобы сделать нормальный, нужно полдня подбирать шрифты, размеры и цвета. БотГраф сразу даёт картинку под экран телефона: крупный шрифт, подписи значений, светлая и тёмная тема, проверка данных с понятными ошибками. Новое в 0.2.0 — сравнение с прошлым периодом: «▲ 20 %» прямо на графике.</w:t>
+        <w:t>цифры в чате текстом читать неудобно, а обычный график matplotlib на телефоне мелкий и нечитаемый — чтобы сделать нормальный, нужно полдня подбирать шрифты, размеры и цвета. БотГраф сразу даёт картинку под экран телефона: крупный шрифт, подписи значений, светлая и тёмная тема, проверка данных с понятными ошибками, сравнение с прошлым периодом: «▲ 20 %» прямо на графике.</w:t>
       </w:r>
     </w:p>
     <w:p>
@@ -966,7 +1080,7 @@
           <w:i w:val="0"/>
           <w:sz w:val="21"/>
         </w:rPr>
-        <w:t>botgraf orders.json -k bar -o orders.png</w:t>
+        <w:t>botgraph orders.json -k bar -o orders.png</w:t>
       </w:r>
       <w:r>
         <w:rPr>
@@ -1048,7 +1162,55 @@
           <w:b w:val="0"/>
           <w:i w:val="0"/>
         </w:rPr>
-        <w:t>Система проверяет данные и рисует график за 20–70 мс. Если в данных ошибка — сразу понятное сообщение, что исправить (раздел 5).</w:t>
+        <w:t xml:space="preserve">Система проверяет и очищает данные и рисует график за 20–70 мс. Если в данных ошибка — исключение </w:t>
+      </w:r>
+      <w:r>
+        <w:rPr>
+          <w:rFonts w:ascii="Consolas" w:hAnsi="Consolas"/>
+          <w:b w:val="0"/>
+          <w:i w:val="0"/>
+          <w:sz w:val="21"/>
+        </w:rPr>
+        <w:t>BotGraphValidationError</w:t>
+      </w:r>
+      <w:r>
+        <w:rPr>
+          <w:b w:val="0"/>
+          <w:i w:val="0"/>
+        </w:rPr>
+        <w:t xml:space="preserve"> с кодом и подсказкой, что исправить (раздел 5). Проверить данные без рисования можно функцией </w:t>
+      </w:r>
+      <w:r>
+        <w:rPr>
+          <w:rFonts w:ascii="Consolas" w:hAnsi="Consolas"/>
+          <w:b w:val="0"/>
+          <w:i w:val="0"/>
+          <w:sz w:val="21"/>
+        </w:rPr>
+        <w:t>validate_payload(data, kind)</w:t>
+      </w:r>
+      <w:r>
+        <w:rPr>
+          <w:b w:val="0"/>
+          <w:i w:val="0"/>
+        </w:rPr>
+        <w:t xml:space="preserve"> — она вернёт очищенные данные </w:t>
+      </w:r>
+      <w:r>
+        <w:rPr>
+          <w:rFonts w:ascii="Consolas" w:hAnsi="Consolas"/>
+          <w:b w:val="0"/>
+          <w:i w:val="0"/>
+          <w:sz w:val="21"/>
+        </w:rPr>
+        <w:t>ChartPayload</w:t>
+      </w:r>
+      <w:r>
+        <w:rPr>
+          <w:b w:val="0"/>
+          <w:i w:val="0"/>
+        </w:rPr>
+        <w:t>.</w:t>
       </w:r>
     </w:p>
     <w:p>
@@ -1192,7 +1354,7 @@
           <w:b w:val="0"/>
           <w:i w:val="0"/>
         </w:rPr>
-        <w:t xml:space="preserve"> — линия: как менялось по дням (2–31 точка). С </w:t>
+        <w:t xml:space="preserve"> — линия: как менялось по дням (до 31 точки). С </w:t>
       </w:r>
       <w:r>
         <w:rPr>
@@ -1244,7 +1406,7 @@
           <w:b w:val="0"/>
           <w:i w:val="0"/>
         </w:rPr>
-        <w:t xml:space="preserve"> — кольцо: доли целого (до 6 частей), сумма в центре.</w:t>
+        <w:t xml:space="preserve"> — кольцо: доли целого (от 2 до 8 частей), сумма в центре.</w:t>
       </w:r>
     </w:p>
     <w:p>
@@ -1380,7 +1542,7 @@
           <w:i w:val="0"/>
           <w:sz w:val="19"/>
         </w:rPr>
-        <w:t>from botgraf import render_png</w:t>
+        <w:t>from botgraph import render_png</w:t>
         <w:br/>
       </w:r>
       <w:r>
@@ -1538,7 +1700,7 @@
       <w:r>
         <w:drawing>
           <wp:inline xmlns:a="http://schemas.openxmlformats.org/drawingml/2006/main" xmlns:pic="http://schemas.openxmlformats.org/drawingml/2006/picture">
-            <wp:extent cx="4680000" cy="1609983"/>
+            <wp:extent cx="4680000" cy="1203164"/>
             <wp:docPr id="3" name="Picture 3"/>
             <wp:cNvGraphicFramePr>
               <a:graphicFrameLocks noChangeAspect="1"/>
@@ -1559,7 +1721,7 @@
                   <pic:spPr>
                     <a:xfrm>
                       <a:off x="0" y="0"/>
-                      <a:ext cx="4680000" cy="1609983"/>
+                      <a:ext cx="4680000" cy="1203164"/>
                     </a:xfrm>
                     <a:prstGeom prst="rect"/>
                   </pic:spPr>
@@ -1798,7 +1960,7 @@
           <w:i w:val="0"/>
           <w:sz w:val="21"/>
         </w:rPr>
-        <w:t>botgraf данные.json --text</w:t>
+        <w:t>botgraph данные.json --text</w:t>
       </w:r>
       <w:r>
         <w:rPr>
@@ -2005,7 +2167,7 @@
           <w:i w:val="0"/>
           <w:sz w:val="19"/>
         </w:rPr>
-        <w:t>from botgraf import render_text</w:t>
+        <w:t>from botgraph import render_text</w:t>
         <w:br/>
       </w:r>
       <w:r>
@@ -2143,7 +2305,7 @@
       <w:r>
         <w:drawing>
           <wp:inline xmlns:a="http://schemas.openxmlformats.org/drawingml/2006/main" xmlns:pic="http://schemas.openxmlformats.org/drawingml/2006/picture">
-            <wp:extent cx="4680000" cy="3815818"/>
+            <wp:extent cx="4680000" cy="2727172"/>
             <wp:docPr id="7" name="Picture 7"/>
             <wp:cNvGraphicFramePr>
               <a:graphicFrameLocks noChangeAspect="1"/>
@@ -2164,7 +2326,7 @@
                   <pic:spPr>
                     <a:xfrm>
                       <a:off x="0" y="0"/>
-                      <a:ext cx="4680000" cy="3815818"/>
+                      <a:ext cx="4680000" cy="2727172"/>
                     </a:xfrm>
                     <a:prstGeom prst="rect"/>
                   </pic:spPr>
@@ -2484,7 +2646,7 @@
           <w:i w:val="0"/>
           <w:sz w:val="21"/>
         </w:rPr>
-        <w:t>botgraf.integrations.aiogram</w:t>
+        <w:t>botgraph.integrations.aiogram</w:t>
       </w:r>
       <w:r>
         <w:rPr>
@@ -2500,7 +2662,7 @@
           <w:i w:val="0"/>
           <w:sz w:val="21"/>
         </w:rPr>
-        <w:t>botgraf.integrations.ptb</w:t>
+        <w:t>botgraph.integrations.ptb</w:t>
       </w:r>
       <w:r>
         <w:rPr>
@@ -2566,7 +2728,7 @@
           <w:b w:val="0"/>
           <w:i w:val="0"/>
         </w:rPr>
-        <w:t xml:space="preserve"> — подпись к фото.</w:t>
+        <w:t xml:space="preserve"> — подпись к фото. Демо-бот, если Telegram не принял фото, сам отправляет тот же график текстом.</w:t>
       </w:r>
     </w:p>
     <w:p>
@@ -2582,7 +2744,7 @@
           <w:i w:val="0"/>
           <w:sz w:val="19"/>
         </w:rPr>
-        <w:t>from botgraf.integrations.aiogram import send_chart   # для PTB: botgraf.integrations.ptb</w:t>
+        <w:t>from botgraph.integrations.aiogram import send_chart   # для PTB: botgraph.integrations.ptb</w:t>
         <w:br/>
       </w:r>
       <w:r>
@@ -2808,7 +2970,7 @@
       <w:r>
         <w:drawing>
           <wp:inline xmlns:a="http://schemas.openxmlformats.org/drawingml/2006/main" xmlns:pic="http://schemas.openxmlformats.org/drawingml/2006/picture">
-            <wp:extent cx="4680000" cy="2162938"/>
+            <wp:extent cx="4680000" cy="1672090"/>
             <wp:docPr id="9" name="Picture 9"/>
             <wp:cNvGraphicFramePr>
               <a:graphicFrameLocks noChangeAspect="1"/>
@@ -2829,7 +2991,7 @@
                   <pic:spPr>
                     <a:xfrm>
                       <a:off x="0" y="0"/>
-                      <a:ext cx="4680000" cy="2162938"/>
+                      <a:ext cx="4680000" cy="1672090"/>
                     </a:xfrm>
                     <a:prstGeom prst="rect"/>
                   </pic:spPr>
@@ -2874,16 +3036,16 @@
           <w:b w:val="0"/>
           <w:i w:val="0"/>
         </w:rPr>
-        <w:t xml:space="preserve">Все ошибки в данных — исключение </w:t>
-      </w:r>
-      <w:r>
-        <w:rPr>
-          <w:rFonts w:ascii="Consolas" w:hAnsi="Consolas"/>
-          <w:b w:val="0"/>
-          <w:i w:val="0"/>
-          <w:sz w:val="21"/>
-        </w:rPr>
-        <w:t>ChartError</w:t>
+        <w:t xml:space="preserve">Все ошибки в данных — одно исключение </w:t>
+      </w:r>
+      <w:r>
+        <w:rPr>
+          <w:rFonts w:ascii="Consolas" w:hAnsi="Consolas"/>
+          <w:b w:val="0"/>
+          <w:i w:val="0"/>
+          <w:sz w:val="21"/>
+        </w:rPr>
+        <w:t>BotGraphValidationError</w:t>
       </w:r>
       <w:r>
         <w:rPr>
@@ -2906,7 +3068,71 @@
           <w:b w:val="0"/>
           <w:i w:val="0"/>
         </w:rPr>
-        <w:t>) с объяснением по-русски, что исправить. Картинка при этом не рисуется и в чат ничего не уходит. В терминале — строка «ошибка: …» и код выхода 2 (рис. 10).</w:t>
+        <w:t xml:space="preserve">). Его текст устроен так: </w:t>
+      </w:r>
+      <w:r>
+        <w:rPr>
+          <w:rFonts w:ascii="Consolas" w:hAnsi="Consolas"/>
+          <w:b w:val="0"/>
+          <w:i w:val="0"/>
+          <w:sz w:val="21"/>
+        </w:rPr>
+        <w:t>[КОД] Поле 'где': что не так</w:t>
+      </w:r>
+      <w:r>
+        <w:rPr>
+          <w:b w:val="0"/>
+          <w:i w:val="0"/>
+        </w:rPr>
+        <w:t xml:space="preserve">. В коде доступны </w:t>
+      </w:r>
+      <w:r>
+        <w:rPr>
+          <w:rFonts w:ascii="Consolas" w:hAnsi="Consolas"/>
+          <w:b w:val="0"/>
+          <w:i w:val="0"/>
+          <w:sz w:val="21"/>
+        </w:rPr>
+        <w:t>e.code</w:t>
+      </w:r>
+      <w:r>
+        <w:rPr>
+          <w:b w:val="0"/>
+          <w:i w:val="0"/>
+        </w:rPr>
+        <w:t xml:space="preserve">, </w:t>
+      </w:r>
+      <w:r>
+        <w:rPr>
+          <w:rFonts w:ascii="Consolas" w:hAnsi="Consolas"/>
+          <w:b w:val="0"/>
+          <w:i w:val="0"/>
+          <w:sz w:val="21"/>
+        </w:rPr>
+        <w:t>e.field</w:t>
+      </w:r>
+      <w:r>
+        <w:rPr>
+          <w:b w:val="0"/>
+          <w:i w:val="0"/>
+        </w:rPr>
+        <w:t xml:space="preserve"> и </w:t>
+      </w:r>
+      <w:r>
+        <w:rPr>
+          <w:rFonts w:ascii="Consolas" w:hAnsi="Consolas"/>
+          <w:b w:val="0"/>
+          <w:i w:val="0"/>
+          <w:sz w:val="21"/>
+        </w:rPr>
+        <w:t>e.message</w:t>
+      </w:r>
+      <w:r>
+        <w:rPr>
+          <w:b w:val="0"/>
+          <w:i w:val="0"/>
+        </w:rPr>
+        <w:t xml:space="preserve"> — по коду бот может решить, что ответить пользователю. Картинка при ошибке не рисуется и в чат ничего не уходит. Демо-бот отвечает «Не получилось нарисовать:» и тем же текстом; в терминале — «ошибка: …» и код выхода 2 (рис. 10).</w:t>
       </w:r>
     </w:p>
     <w:p>
@@ -2922,10 +3148,12 @@
       </w:r>
       <w:r>
         <w:rPr>
-          <w:b w:val="0"/>
-          <w:i w:val="0"/>
-        </w:rPr>
-        <w:t>«в labels 3 элементов, а в values 2 — должно быть поровну»</w:t>
+          <w:rFonts w:ascii="Consolas" w:hAnsi="Consolas"/>
+          <w:b w:val="0"/>
+          <w:i w:val="0"/>
+          <w:sz w:val="21"/>
+        </w:rPr>
+        <w:t>[LENGTH_MISMATCH] Поле 'values': Количество подписей (3) не совпадает с количеством значений (2)</w:t>
       </w:r>
     </w:p>
     <w:p>
@@ -2992,10 +3220,12 @@
       </w:r>
       <w:r>
         <w:rPr>
-          <w:b w:val="0"/>
-          <w:i w:val="0"/>
-        </w:rPr>
-        <w:t>«values[1] должно быть числом, получено '8'»</w:t>
+          <w:rFonts w:ascii="Consolas" w:hAnsi="Consolas"/>
+          <w:b w:val="0"/>
+          <w:i w:val="0"/>
+          <w:sz w:val="21"/>
+        </w:rPr>
+        <w:t>[INVALID_VALUE_TYPE] Поле 'values[1]': Ожидается конечное число, получено '8'</w:t>
       </w:r>
     </w:p>
     <w:p>
@@ -3046,10 +3276,12 @@
       </w:r>
       <w:r>
         <w:rPr>
-          <w:b w:val="0"/>
-          <w:i w:val="0"/>
-        </w:rPr>
-        <w:t>«labels[0]: символ '猫' не поддерживается шрифтом»</w:t>
+          <w:rFonts w:ascii="Consolas" w:hAnsi="Consolas"/>
+          <w:b w:val="0"/>
+          <w:i w:val="0"/>
+          <w:sz w:val="21"/>
+        </w:rPr>
+        <w:t>[EMPTY_DATA] Поле 'labels': Набор данных не может быть пустым</w:t>
       </w:r>
     </w:p>
     <w:p>
@@ -3068,6 +3300,158 @@
           <w:b w:val="0"/>
           <w:i w:val="0"/>
         </w:rPr>
+        <w:t>данных нет — не отправляйте пустой отчёт, напишите пользователю, что за период ничего не было.</w:t>
+      </w:r>
+    </w:p>
+    <w:p>
+      <w:pPr>
+        <w:spacing w:after="0"/>
+      </w:pPr>
+      <w:r>
+        <w:rPr>
+          <w:b/>
+          <w:i w:val="0"/>
+        </w:rPr>
+        <w:t xml:space="preserve">Ошибка №4: </w:t>
+      </w:r>
+      <w:r>
+        <w:rPr>
+          <w:rFonts w:ascii="Consolas" w:hAnsi="Consolas"/>
+          <w:b w:val="0"/>
+          <w:i w:val="0"/>
+          <w:sz w:val="21"/>
+        </w:rPr>
+        <w:t>[TOO_MANY_ITEMS] Поле 'labels': Превышен лимит категорий для мобильного графика bar: максимум 12, получено 20</w:t>
+      </w:r>
+    </w:p>
+    <w:p>
+      <w:pPr>
+        <w:ind w:left="340"/>
+      </w:pPr>
+      <w:r>
+        <w:rPr>
+          <w:b/>
+          <w:i w:val="0"/>
+        </w:rPr>
+        <w:t xml:space="preserve">→ Что делать: </w:t>
+      </w:r>
+      <w:r>
+        <w:rPr>
+          <w:b w:val="0"/>
+          <w:i w:val="0"/>
+        </w:rPr>
+        <w:t xml:space="preserve">на экране телефона больше не читается. Объедините мелкие категории в «Другое» или возьмите </w:t>
+      </w:r>
+      <w:r>
+        <w:rPr>
+          <w:rFonts w:ascii="Consolas" w:hAnsi="Consolas"/>
+          <w:b w:val="0"/>
+          <w:i w:val="0"/>
+          <w:sz w:val="21"/>
+        </w:rPr>
+        <w:t>line</w:t>
+      </w:r>
+      <w:r>
+        <w:rPr>
+          <w:b w:val="0"/>
+          <w:i w:val="0"/>
+        </w:rPr>
+        <w:t xml:space="preserve"> (до 31 точки).</w:t>
+      </w:r>
+    </w:p>
+    <w:p>
+      <w:pPr>
+        <w:spacing w:after="0"/>
+      </w:pPr>
+      <w:r>
+        <w:rPr>
+          <w:b/>
+          <w:i w:val="0"/>
+        </w:rPr>
+        <w:t xml:space="preserve">Ошибка №5: </w:t>
+      </w:r>
+      <w:r>
+        <w:rPr>
+          <w:rFonts w:ascii="Consolas" w:hAnsi="Consolas"/>
+          <w:b w:val="0"/>
+          <w:i w:val="0"/>
+          <w:sz w:val="21"/>
+        </w:rPr>
+        <w:t>[INVALID_PIE_VALUES] Поле 'values': Для круговой диаграммы сумма значений должна быть больше нуля</w:t>
+      </w:r>
+    </w:p>
+    <w:p>
+      <w:pPr>
+        <w:ind w:left="340"/>
+      </w:pPr>
+      <w:r>
+        <w:rPr>
+          <w:b/>
+          <w:i w:val="0"/>
+        </w:rPr>
+        <w:t xml:space="preserve">→ Что делать: </w:t>
+      </w:r>
+      <w:r>
+        <w:rPr>
+          <w:b w:val="0"/>
+          <w:i w:val="0"/>
+        </w:rPr>
+        <w:t xml:space="preserve">у кольца должно быть от 2 до 8 частей, все ≥ 0 и сумма больше нуля. Для отрицательных чисел возьмите </w:t>
+      </w:r>
+      <w:r>
+        <w:rPr>
+          <w:rFonts w:ascii="Consolas" w:hAnsi="Consolas"/>
+          <w:b w:val="0"/>
+          <w:i w:val="0"/>
+          <w:sz w:val="21"/>
+        </w:rPr>
+        <w:t>bar</w:t>
+      </w:r>
+      <w:r>
+        <w:rPr>
+          <w:b w:val="0"/>
+          <w:i w:val="0"/>
+        </w:rPr>
+        <w:t>.</w:t>
+      </w:r>
+    </w:p>
+    <w:p>
+      <w:pPr>
+        <w:spacing w:after="0"/>
+      </w:pPr>
+      <w:r>
+        <w:rPr>
+          <w:b/>
+          <w:i w:val="0"/>
+        </w:rPr>
+        <w:t xml:space="preserve">Ошибка №6: </w:t>
+      </w:r>
+      <w:r>
+        <w:rPr>
+          <w:rFonts w:ascii="Consolas" w:hAnsi="Consolas"/>
+          <w:b w:val="0"/>
+          <w:i w:val="0"/>
+          <w:sz w:val="21"/>
+        </w:rPr>
+        <w:t>[UNSUPPORTED_GLYPH] Поле 'labels[0]': Символ '猫' не поддерживается шрифтом DejaVu Sans</w:t>
+      </w:r>
+    </w:p>
+    <w:p>
+      <w:pPr>
+        <w:ind w:left="340"/>
+      </w:pPr>
+      <w:r>
+        <w:rPr>
+          <w:b/>
+          <w:i w:val="0"/>
+        </w:rPr>
+        <w:t xml:space="preserve">→ Что делать: </w:t>
+      </w:r>
+      <w:r>
+        <w:rPr>
+          <w:b w:val="0"/>
+          <w:i w:val="0"/>
+        </w:rPr>
         <w:t xml:space="preserve">такого символа нет в шрифте картинки (иероглифы и редкие знаки). Замените его или отправьте </w:t>
       </w:r>
       <w:r>
@@ -3096,14 +3480,16 @@
           <w:b/>
           <w:i w:val="0"/>
         </w:rPr>
-        <w:t xml:space="preserve">Ошибка №4: </w:t>
-      </w:r>
-      <w:r>
-        <w:rPr>
-          <w:b w:val="0"/>
-          <w:i w:val="0"/>
-        </w:rPr>
-        <w:t>«для bar допустимо максимум 12 знач., получено 20»</w:t>
+        <w:t xml:space="preserve">Ошибка №7: </w:t>
+      </w:r>
+      <w:r>
+        <w:rPr>
+          <w:rFonts w:ascii="Consolas" w:hAnsi="Consolas"/>
+          <w:b w:val="0"/>
+          <w:i w:val="0"/>
+          <w:sz w:val="21"/>
+        </w:rPr>
+        <w:t>[UNSUPPORTED_KIND] Поле 'kind': Неподдерживаемый тип графика 'radar'. Допустимые значения: bar, line, pie, calendar, card</w:t>
       </w:r>
     </w:p>
     <w:p>
@@ -3122,7 +3508,23 @@
           <w:b w:val="0"/>
           <w:i w:val="0"/>
         </w:rPr>
-        <w:t xml:space="preserve">на экране телефона больше не читается. Объедините мелкие категории в «Другое» или возьмите </w:t>
+        <w:t xml:space="preserve">такого вида нет. Допустимы </w:t>
+      </w:r>
+      <w:r>
+        <w:rPr>
+          <w:rFonts w:ascii="Consolas" w:hAnsi="Consolas"/>
+          <w:b w:val="0"/>
+          <w:i w:val="0"/>
+          <w:sz w:val="21"/>
+        </w:rPr>
+        <w:t>bar</w:t>
+      </w:r>
+      <w:r>
+        <w:rPr>
+          <w:b w:val="0"/>
+          <w:i w:val="0"/>
+        </w:rPr>
+        <w:t xml:space="preserve">, </w:t>
       </w:r>
       <w:r>
         <w:rPr>
@@ -3138,7 +3540,87 @@
           <w:b w:val="0"/>
           <w:i w:val="0"/>
         </w:rPr>
-        <w:t xml:space="preserve"> (до 31 точки).</w:t>
+        <w:t xml:space="preserve">, </w:t>
+      </w:r>
+      <w:r>
+        <w:rPr>
+          <w:rFonts w:ascii="Consolas" w:hAnsi="Consolas"/>
+          <w:b w:val="0"/>
+          <w:i w:val="0"/>
+          <w:sz w:val="21"/>
+        </w:rPr>
+        <w:t>pie</w:t>
+      </w:r>
+      <w:r>
+        <w:rPr>
+          <w:b w:val="0"/>
+          <w:i w:val="0"/>
+        </w:rPr>
+        <w:t xml:space="preserve">, </w:t>
+      </w:r>
+      <w:r>
+        <w:rPr>
+          <w:rFonts w:ascii="Consolas" w:hAnsi="Consolas"/>
+          <w:b w:val="0"/>
+          <w:i w:val="0"/>
+          <w:sz w:val="21"/>
+        </w:rPr>
+        <w:t>calendar</w:t>
+      </w:r>
+      <w:r>
+        <w:rPr>
+          <w:b w:val="0"/>
+          <w:i w:val="0"/>
+        </w:rPr>
+        <w:t xml:space="preserve">, </w:t>
+      </w:r>
+      <w:r>
+        <w:rPr>
+          <w:rFonts w:ascii="Consolas" w:hAnsi="Consolas"/>
+          <w:b w:val="0"/>
+          <w:i w:val="0"/>
+          <w:sz w:val="21"/>
+        </w:rPr>
+        <w:t>card</w:t>
+      </w:r>
+      <w:r>
+        <w:rPr>
+          <w:b w:val="0"/>
+          <w:i w:val="0"/>
+        </w:rPr>
+        <w:t xml:space="preserve">; темы — </w:t>
+      </w:r>
+      <w:r>
+        <w:rPr>
+          <w:rFonts w:ascii="Consolas" w:hAnsi="Consolas"/>
+          <w:b w:val="0"/>
+          <w:i w:val="0"/>
+          <w:sz w:val="21"/>
+        </w:rPr>
+        <w:t>light</w:t>
+      </w:r>
+      <w:r>
+        <w:rPr>
+          <w:b w:val="0"/>
+          <w:i w:val="0"/>
+        </w:rPr>
+        <w:t xml:space="preserve"> и </w:t>
+      </w:r>
+      <w:r>
+        <w:rPr>
+          <w:rFonts w:ascii="Consolas" w:hAnsi="Consolas"/>
+          <w:b w:val="0"/>
+          <w:i w:val="0"/>
+          <w:sz w:val="21"/>
+        </w:rPr>
+        <w:t>dark</w:t>
+      </w:r>
+      <w:r>
+        <w:rPr>
+          <w:b w:val="0"/>
+          <w:i w:val="0"/>
+        </w:rPr>
+        <w:t>.</w:t>
       </w:r>
     </w:p>
     <w:p>
@@ -3150,7 +3632,7 @@
           <w:b/>
           <w:i w:val="0"/>
         </w:rPr>
-        <w:t xml:space="preserve">Ошибка №5: </w:t>
+        <w:t xml:space="preserve">Ошибка №8: </w:t>
       </w:r>
       <w:r>
         <w:rPr>
@@ -3185,7 +3667,7 @@
           <w:i w:val="0"/>
           <w:sz w:val="21"/>
         </w:rPr>
-        <w:t>pip install 'botgraf[aiogram]'</w:t>
+        <w:t>pip install '.[aiogram]'</w:t>
       </w:r>
       <w:r>
         <w:rPr>
@@ -3201,7 +3683,7 @@
           <w:i w:val="0"/>
           <w:sz w:val="21"/>
         </w:rPr>
-        <w:t>'botgraf[ptb]'</w:t>
+        <w:t>'.[ptb]'</w:t>
       </w:r>
       <w:r>
         <w:rPr>
@@ -3220,7 +3702,7 @@
           <w:b/>
           <w:i w:val="0"/>
         </w:rPr>
-        <w:t xml:space="preserve">Ошибка №6: </w:t>
+        <w:t xml:space="preserve">Ошибка №9: </w:t>
       </w:r>
       <w:r>
         <w:rPr>
@@ -3255,7 +3737,7 @@
           <w:i w:val="0"/>
           <w:sz w:val="21"/>
         </w:rPr>
-        <w:t>cat data.json | botgraf - -o chart.png</w:t>
+        <w:t>cat data.json | botgraph - -o chart.png</w:t>
       </w:r>
       <w:r>
         <w:rPr>
@@ -3263,6 +3745,280 @@
           <w:i w:val="0"/>
         </w:rPr>
         <w:t>.</w:t>
+      </w:r>
+    </w:p>
+    <w:p>
+      <w:r>
+        <w:rPr>
+          <w:b w:val="0"/>
+          <w:i w:val="0"/>
+        </w:rPr>
+        <w:t xml:space="preserve">Всего кодов: </w:t>
+      </w:r>
+      <w:r>
+        <w:rPr>
+          <w:rFonts w:ascii="Consolas" w:hAnsi="Consolas"/>
+          <w:b w:val="0"/>
+          <w:i w:val="0"/>
+          <w:sz w:val="21"/>
+        </w:rPr>
+        <w:t>INVALID_JSON</w:t>
+      </w:r>
+      <w:r>
+        <w:rPr>
+          <w:b w:val="0"/>
+          <w:i w:val="0"/>
+        </w:rPr>
+        <w:t xml:space="preserve">, </w:t>
+      </w:r>
+      <w:r>
+        <w:rPr>
+          <w:rFonts w:ascii="Consolas" w:hAnsi="Consolas"/>
+          <w:b w:val="0"/>
+          <w:i w:val="0"/>
+          <w:sz w:val="21"/>
+        </w:rPr>
+        <w:t>MISSING_KEY</w:t>
+      </w:r>
+      <w:r>
+        <w:rPr>
+          <w:b w:val="0"/>
+          <w:i w:val="0"/>
+        </w:rPr>
+        <w:t xml:space="preserve">, </w:t>
+      </w:r>
+      <w:r>
+        <w:rPr>
+          <w:rFonts w:ascii="Consolas" w:hAnsi="Consolas"/>
+          <w:b w:val="0"/>
+          <w:i w:val="0"/>
+          <w:sz w:val="21"/>
+        </w:rPr>
+        <w:t>EMPTY_DATA</w:t>
+      </w:r>
+      <w:r>
+        <w:rPr>
+          <w:b w:val="0"/>
+          <w:i w:val="0"/>
+        </w:rPr>
+        <w:t xml:space="preserve">, </w:t>
+      </w:r>
+      <w:r>
+        <w:rPr>
+          <w:rFonts w:ascii="Consolas" w:hAnsi="Consolas"/>
+          <w:b w:val="0"/>
+          <w:i w:val="0"/>
+          <w:sz w:val="21"/>
+        </w:rPr>
+        <w:t>LENGTH_MISMATCH</w:t>
+      </w:r>
+      <w:r>
+        <w:rPr>
+          <w:b w:val="0"/>
+          <w:i w:val="0"/>
+        </w:rPr>
+        <w:t xml:space="preserve">, </w:t>
+      </w:r>
+      <w:r>
+        <w:rPr>
+          <w:rFonts w:ascii="Consolas" w:hAnsi="Consolas"/>
+          <w:b w:val="0"/>
+          <w:i w:val="0"/>
+          <w:sz w:val="21"/>
+        </w:rPr>
+        <w:t>TOO_MANY_ITEMS</w:t>
+      </w:r>
+      <w:r>
+        <w:rPr>
+          <w:b w:val="0"/>
+          <w:i w:val="0"/>
+        </w:rPr>
+        <w:t xml:space="preserve">, </w:t>
+      </w:r>
+      <w:r>
+        <w:rPr>
+          <w:rFonts w:ascii="Consolas" w:hAnsi="Consolas"/>
+          <w:b w:val="0"/>
+          <w:i w:val="0"/>
+          <w:sz w:val="21"/>
+        </w:rPr>
+        <w:t>INVALID_VALUE_TYPE</w:t>
+      </w:r>
+      <w:r>
+        <w:rPr>
+          <w:b w:val="0"/>
+          <w:i w:val="0"/>
+        </w:rPr>
+        <w:t xml:space="preserve">, </w:t>
+      </w:r>
+      <w:r>
+        <w:rPr>
+          <w:rFonts w:ascii="Consolas" w:hAnsi="Consolas"/>
+          <w:b w:val="0"/>
+          <w:i w:val="0"/>
+          <w:sz w:val="21"/>
+        </w:rPr>
+        <w:t>INVALID_PIE_VALUES</w:t>
+      </w:r>
+      <w:r>
+        <w:rPr>
+          <w:b w:val="0"/>
+          <w:i w:val="0"/>
+        </w:rPr>
+        <w:t xml:space="preserve">, </w:t>
+      </w:r>
+      <w:r>
+        <w:rPr>
+          <w:rFonts w:ascii="Consolas" w:hAnsi="Consolas"/>
+          <w:b w:val="0"/>
+          <w:i w:val="0"/>
+          <w:sz w:val="21"/>
+        </w:rPr>
+        <w:t>UNSUPPORTED_KIND</w:t>
+      </w:r>
+      <w:r>
+        <w:rPr>
+          <w:b w:val="0"/>
+          <w:i w:val="0"/>
+        </w:rPr>
+        <w:t xml:space="preserve">, </w:t>
+      </w:r>
+      <w:r>
+        <w:rPr>
+          <w:rFonts w:ascii="Consolas" w:hAnsi="Consolas"/>
+          <w:b w:val="0"/>
+          <w:i w:val="0"/>
+          <w:sz w:val="21"/>
+        </w:rPr>
+        <w:t>UNSUPPORTED_THEME</w:t>
+      </w:r>
+      <w:r>
+        <w:rPr>
+          <w:b w:val="0"/>
+          <w:i w:val="0"/>
+        </w:rPr>
+        <w:t xml:space="preserve">; для календаря, карточки и сравнения — ещё </w:t>
+      </w:r>
+      <w:r>
+        <w:rPr>
+          <w:rFonts w:ascii="Consolas" w:hAnsi="Consolas"/>
+          <w:b w:val="0"/>
+          <w:i w:val="0"/>
+          <w:sz w:val="21"/>
+        </w:rPr>
+        <w:t>INVALID_TYPE</w:t>
+      </w:r>
+      <w:r>
+        <w:rPr>
+          <w:b w:val="0"/>
+          <w:i w:val="0"/>
+        </w:rPr>
+        <w:t xml:space="preserve">, </w:t>
+      </w:r>
+      <w:r>
+        <w:rPr>
+          <w:rFonts w:ascii="Consolas" w:hAnsi="Consolas"/>
+          <w:b w:val="0"/>
+          <w:i w:val="0"/>
+          <w:sz w:val="21"/>
+        </w:rPr>
+        <w:t>UNKNOWN_FIELD</w:t>
+      </w:r>
+      <w:r>
+        <w:rPr>
+          <w:b w:val="0"/>
+          <w:i w:val="0"/>
+        </w:rPr>
+        <w:t xml:space="preserve">, </w:t>
+      </w:r>
+      <w:r>
+        <w:rPr>
+          <w:rFonts w:ascii="Consolas" w:hAnsi="Consolas"/>
+          <w:b w:val="0"/>
+          <w:i w:val="0"/>
+          <w:sz w:val="21"/>
+        </w:rPr>
+        <w:t>INVALID_DATE</w:t>
+      </w:r>
+      <w:r>
+        <w:rPr>
+          <w:b w:val="0"/>
+          <w:i w:val="0"/>
+        </w:rPr>
+        <w:t xml:space="preserve">, </w:t>
+      </w:r>
+      <w:r>
+        <w:rPr>
+          <w:rFonts w:ascii="Consolas" w:hAnsi="Consolas"/>
+          <w:b w:val="0"/>
+          <w:i w:val="0"/>
+          <w:sz w:val="21"/>
+        </w:rPr>
+        <w:t>NEGATIVE_VALUE</w:t>
+      </w:r>
+      <w:r>
+        <w:rPr>
+          <w:b w:val="0"/>
+          <w:i w:val="0"/>
+        </w:rPr>
+        <w:t xml:space="preserve">, </w:t>
+      </w:r>
+      <w:r>
+        <w:rPr>
+          <w:rFonts w:ascii="Consolas" w:hAnsi="Consolas"/>
+          <w:b w:val="0"/>
+          <w:i w:val="0"/>
+          <w:sz w:val="21"/>
+        </w:rPr>
+        <w:t>UNSUPPORTED_COMPARISON</w:t>
+      </w:r>
+      <w:r>
+        <w:rPr>
+          <w:b w:val="0"/>
+          <w:i w:val="0"/>
+        </w:rPr>
+        <w:t xml:space="preserve">, </w:t>
+      </w:r>
+      <w:r>
+        <w:rPr>
+          <w:rFonts w:ascii="Consolas" w:hAnsi="Consolas"/>
+          <w:b w:val="0"/>
+          <w:i w:val="0"/>
+          <w:sz w:val="21"/>
+        </w:rPr>
+        <w:t>TOO_FEW_ITEMS</w:t>
+      </w:r>
+      <w:r>
+        <w:rPr>
+          <w:b w:val="0"/>
+          <w:i w:val="0"/>
+        </w:rPr>
+        <w:t xml:space="preserve">, </w:t>
+      </w:r>
+      <w:r>
+        <w:rPr>
+          <w:rFonts w:ascii="Consolas" w:hAnsi="Consolas"/>
+          <w:b w:val="0"/>
+          <w:i w:val="0"/>
+          <w:sz w:val="21"/>
+        </w:rPr>
+        <w:t>UNSUPPORTED_GLYPH</w:t>
+      </w:r>
+      <w:r>
+        <w:rPr>
+          <w:b w:val="0"/>
+          <w:i w:val="0"/>
+        </w:rPr>
+        <w:t>.</w:t>
+      </w:r>
+    </w:p>
+    <w:p>
+      <w:r>
+        <w:rPr>
+          <w:b w:val="0"/>
+          <w:i w:val="0"/>
+        </w:rPr>
+        <w:t>Часть «ошибок» библиотека исправляет сама, не мешая пользователю: переносы строк и табуляция в подписях заменяются пробелом, пустая подпись становится «#1», «#2»…, длинные подписи и заголовки обрезаются с «…».</w:t>
       </w:r>
     </w:p>
     <w:p>
@@ -3273,7 +4029,7 @@
       <w:r>
         <w:drawing>
           <wp:inline xmlns:a="http://schemas.openxmlformats.org/drawingml/2006/main" xmlns:pic="http://schemas.openxmlformats.org/drawingml/2006/picture">
-            <wp:extent cx="5040000" cy="2151415"/>
+            <wp:extent cx="5400000" cy="2369502"/>
             <wp:docPr id="10" name="Picture 10"/>
             <wp:cNvGraphicFramePr>
               <a:graphicFrameLocks noChangeAspect="1"/>
@@ -3294,7 +4050,7 @@
                   <pic:spPr>
                     <a:xfrm>
                       <a:off x="0" y="0"/>
-                      <a:ext cx="5040000" cy="2151415"/>
+                      <a:ext cx="5400000" cy="2369502"/>
                     </a:xfrm>
                     <a:prstGeom prst="rect"/>
                   </pic:spPr>
@@ -3316,7 +4072,7 @@
           <w:color w:val="595959"/>
           <w:sz w:val="20"/>
         </w:rPr>
-        <w:t>Рис. 10 — так выглядят ошибки в терминале: что не так и код выхода</w:t>
+        <w:t>Рис. 10 — так выглядят ошибки в терминале: код, поле, подсказка и код выхода</w:t>
       </w:r>
     </w:p>
     <w:p>
@@ -3342,6 +4098,34 @@
           <w:b/>
           <w:i w:val="0"/>
         </w:rPr>
+        <w:t>Как быстро проверить, не устанавливая ничего?</w:t>
+      </w:r>
+    </w:p>
+    <w:p>
+      <w:r>
+        <w:rPr>
+          <w:b w:val="0"/>
+          <w:i w:val="0"/>
+        </w:rPr>
+        <w:t xml:space="preserve">→ </w:t>
+      </w:r>
+      <w:r>
+        <w:rPr>
+          <w:b w:val="0"/>
+          <w:i w:val="0"/>
+        </w:rPr>
+        <w:t>Откройте демо-бота (раздел 0), нажмите /start и кнопки-примеры, затем пришлите свой JSON. Запасной вариант — веб-демо https://botgraf.31-77-198-42.sslip.io.</w:t>
+      </w:r>
+    </w:p>
+    <w:p>
+      <w:pPr>
+        <w:spacing w:after="40"/>
+      </w:pPr>
+      <w:r>
+        <w:rPr>
+          <w:b/>
+          <w:i w:val="0"/>
+        </w:rPr>
         <w:t>Можно поменять цвета, шрифт или размер?</w:t>
       </w:r>
     </w:p>
@@ -3607,7 +4391,7 @@
           <w:b w:val="0"/>
           <w:i w:val="0"/>
         </w:rPr>
-        <w:t xml:space="preserve"> — до 6 долей, </w:t>
+        <w:t xml:space="preserve"> — от 2 до 8 долей, </w:t>
       </w:r>
       <w:r>
         <w:rPr>
@@ -3639,7 +4423,7 @@
           <w:b w:val="0"/>
           <w:i w:val="0"/>
         </w:rPr>
-        <w:t xml:space="preserve"> — до 4 чисел. Больше на экране телефона не читается. Подписи длиннее 20 символов и заголовки длиннее 40 обрезаются с «…».</w:t>
+        <w:t xml:space="preserve"> — до 4 чисел. Больше на экране телефона не читается. Подписи длиннее 20 символов и заголовки длиннее 50 обрезаются с «…». Числа — любые конечные, большие сокращаются: «1,5 млн», «2 млрд», «1,2 трлн».</w:t>
       </w:r>
     </w:p>
     <w:sectPr>

--- a/docs/Инструкция_пользователя_БотГраф.docx
+++ b/docs/Инструкция_пользователя_БотГраф.docx
@@ -215,7 +215,7 @@
           <w:b w:val="0"/>
           <w:i w:val="0"/>
         </w:rPr>
-        <w:t>Откройте демо-бота в Telegram по ссылке из раздела 0 и нажмите «Старт» (или отправьте /start).</w:t>
+        <w:t>Откройте демо-бота в Telegram по ссылке из раздела 0 и нажмите «Старт» (или отправьте /start). Внизу, у поля ввода, появится меню из четырёх кнопок — оно всегда под рукой.</w:t>
       </w:r>
     </w:p>
     <w:p>
@@ -242,7 +242,7 @@
           <w:b w:val="0"/>
           <w:i w:val="0"/>
         </w:rPr>
-        <w:t>Нажмите любую кнопку-пример: «Столбики», «Линия», «Кольцо», «Календарь», «Карточка дня»… — бот пришлёт график картинкой. Под ним кнопки «Тёмная тема», «Текстом» и «JSON».</w:t>
+        <w:t>Нажмите «🧪 Проверка за минуту» — бот сам покажет всё: альбом из 7 видов графиков, тот же график текстом и как он объясняет ошибку в данных.</w:t>
       </w:r>
     </w:p>
     <w:p>
@@ -269,23 +269,7 @@
           <w:b w:val="0"/>
           <w:i w:val="0"/>
         </w:rPr>
-        <w:t xml:space="preserve">Отправьте свои данные одним сообщением: сначала вид и тема (необязательно), потом JSON, например </w:t>
-      </w:r>
-      <w:r>
-        <w:rPr>
-          <w:rFonts w:ascii="Consolas" w:hAnsi="Consolas"/>
-          <w:b w:val="0"/>
-          <w:i w:val="0"/>
-          <w:sz w:val="21"/>
-        </w:rPr>
-        <w:t>pie dark {"labels": ["Кошки", "Собаки"], "values": [12, 8]}</w:t>
-      </w:r>
-      <w:r>
-        <w:rPr>
-          <w:b w:val="0"/>
-          <w:i w:val="0"/>
-        </w:rPr>
-        <w:t>. Чтобы получить текст вместо картинки, начните сообщение с /text.</w:t>
+        <w:t>Нажмите «📊 Примеры» и выберите любой. Под картинкой — кнопки: «🌙 Тёмная» меняет тему, «◀» и «▶» листают примеры (картинка меняется на месте, чат не засоряется), «🔤 Текстом» присылает текстовый вариант, «{ } JSON» — данные примера.</w:t>
       </w:r>
     </w:p>
     <w:p>
@@ -312,7 +296,50 @@
           <w:b w:val="0"/>
           <w:i w:val="0"/>
         </w:rPr>
-        <w:t xml:space="preserve">Отправьте данные с ошибкой, например </w:t>
+        <w:t xml:space="preserve">Нажмите «✍️ Свои данные»: бот пришлёт шаблон. Нажмите на него — он скопируется, поменяйте цифры и отправьте боту, например </w:t>
+      </w:r>
+      <w:r>
+        <w:rPr>
+          <w:rFonts w:ascii="Consolas" w:hAnsi="Consolas"/>
+          <w:b w:val="0"/>
+          <w:i w:val="0"/>
+          <w:sz w:val="21"/>
+        </w:rPr>
+        <w:t>pie dark {"labels": ["Кошки", "Собаки"], "values": [12, 8]}</w:t>
+      </w:r>
+      <w:r>
+        <w:rPr>
+          <w:b w:val="0"/>
+          <w:i w:val="0"/>
+        </w:rPr>
+        <w:t>. Кавычки «ёлочки» и “лапки”, которые ставит телефон, бот тоже понимает. Текст вместо картинки — начните сообщение с /text.</w:t>
+      </w:r>
+    </w:p>
+    <w:p>
+      <w:pPr>
+        <w:spacing w:after="80"/>
+        <w:ind w:left="510" w:hanging="340"/>
+      </w:pPr>
+      <w:r>
+        <w:rPr>
+          <w:b/>
+          <w:i w:val="0"/>
+        </w:rPr>
+        <w:t>5.</w:t>
+      </w:r>
+      <w:r>
+        <w:rPr>
+          <w:b w:val="0"/>
+          <w:i w:val="0"/>
+        </w:rPr>
+        <w:tab/>
+      </w:r>
+      <w:r>
+        <w:rPr>
+          <w:b w:val="0"/>
+          <w:i w:val="0"/>
+        </w:rPr>
+        <w:t xml:space="preserve">Нажмите «⚠️ Пример ошибки» или пришлите данные с ошибкой, например </w:t>
       </w:r>
       <w:r>
         <w:rPr>
@@ -328,7 +355,7 @@
           <w:b w:val="0"/>
           <w:i w:val="0"/>
         </w:rPr>
-        <w:t xml:space="preserve"> — бот ответит кодом ошибки и подсказкой, что исправить (раздел 5).</w:t>
+        <w:t xml:space="preserve"> — бот ответит кодом ошибки, полем и подсказкой, что исправить (раздел 5).</w:t>
       </w:r>
     </w:p>
     <w:p>
@@ -610,7 +637,7 @@
           <w:b w:val="0"/>
           <w:i w:val="0"/>
         </w:rPr>
-        <w:t xml:space="preserve">В демо-боте — приветствие с кнопками-примерами. После установки — справку утилиты </w:t>
+        <w:t xml:space="preserve">В демо-боте — приветствие и меню из четырёх кнопок у поля ввода. После установки — справку утилиты </w:t>
       </w:r>
       <w:r>
         <w:rPr>
@@ -2728,7 +2755,23 @@
           <w:b w:val="0"/>
           <w:i w:val="0"/>
         </w:rPr>
-        <w:t xml:space="preserve"> — подпись к фото. Демо-бот, если Telegram не принял фото, сам отправляет тот же график текстом.</w:t>
+        <w:t xml:space="preserve"> — подпись к фото, с </w:t>
+      </w:r>
+      <w:r>
+        <w:rPr>
+          <w:rFonts w:ascii="Consolas" w:hAnsi="Consolas"/>
+          <w:b w:val="0"/>
+          <w:i w:val="0"/>
+          <w:sz w:val="21"/>
+        </w:rPr>
+        <w:t>reply_markup</w:t>
+      </w:r>
+      <w:r>
+        <w:rPr>
+          <w:b w:val="0"/>
+          <w:i w:val="0"/>
+        </w:rPr>
+        <w:t xml:space="preserve"> — кнопки под графиком. Демо-бот, если Telegram не принял фото, сам отправляет тот же график текстом.</w:t>
       </w:r>
     </w:p>
     <w:p>
@@ -3132,7 +3175,7 @@
           <w:b w:val="0"/>
           <w:i w:val="0"/>
         </w:rPr>
-        <w:t xml:space="preserve"> — по коду бот может решить, что ответить пользователю. Картинка при ошибке не рисуется и в чат ничего не уходит. Демо-бот отвечает «Не получилось нарисовать:» и тем же текстом; в терминале — «ошибка: …» и код выхода 2 (рис. 10).</w:t>
+        <w:t xml:space="preserve"> — по коду бот может решить, что ответить пользователю. Картинка при ошибке не рисуется и в чат ничего не уходит. Демо-бот отвечает «❌ Не получилось нарисовать» с кодом, полем и подсказкой; в терминале — «ошибка: …» и код выхода 2 (рис. 10).</w:t>
       </w:r>
     </w:p>
     <w:p>
@@ -4114,7 +4157,7 @@
           <w:b w:val="0"/>
           <w:i w:val="0"/>
         </w:rPr>
-        <w:t>Откройте демо-бота (раздел 0), нажмите /start и кнопки-примеры, затем пришлите свой JSON. Запасной вариант — веб-демо https://botgraf.31-77-198-42.sslip.io.</w:t>
+        <w:t>Откройте демо-бота (раздел 0) и нажмите «🧪 Проверка за минуту» — бот сам покажет всё, что умеет. Запасной вариант — веб-демо https://botgraf.31-77-198-42.sslip.io.</w:t>
       </w:r>
     </w:p>
     <w:p>

--- a/docs/Инструкция_пользователя_БотГраф.docx
+++ b/docs/Инструкция_пользователя_БотГраф.docx
@@ -83,6 +83,38 @@
           <w:b/>
           <w:i w:val="0"/>
         </w:rPr>
+        <w:t xml:space="preserve">Исходный код: </w:t>
+      </w:r>
+      <w:r>
+        <w:rPr>
+          <w:b w:val="0"/>
+          <w:i w:val="0"/>
+        </w:rPr>
+        <w:t xml:space="preserve">https://github.com/XXXXXX1X1/botgraph — код, тесты, документация и готовый пакет </w:t>
+      </w:r>
+      <w:r>
+        <w:rPr>
+          <w:rFonts w:ascii="Consolas" w:hAnsi="Consolas"/>
+          <w:b w:val="0"/>
+          <w:i w:val="0"/>
+          <w:sz w:val="21"/>
+        </w:rPr>
+        <w:t>.whl</w:t>
+      </w:r>
+      <w:r>
+        <w:rPr>
+          <w:b w:val="0"/>
+          <w:i w:val="0"/>
+        </w:rPr>
+        <w:t xml:space="preserve"> (раздел Releases).</w:t>
+      </w:r>
+    </w:p>
+    <w:p>
+      <w:r>
+        <w:rPr>
+          <w:b/>
+          <w:i w:val="0"/>
+        </w:rPr>
         <w:t xml:space="preserve">Ссылка на работающий MVP: </w:t>
       </w:r>
       <w:r>
@@ -434,7 +466,7 @@
           <w:b w:val="0"/>
           <w:i w:val="0"/>
         </w:rPr>
-        <w:t xml:space="preserve">Установите пакет из папки проекта (команды ниже). Для готовой отправки в Telegram добавьте </w:t>
+        <w:t xml:space="preserve">Установите пакет с GitHub (команды ниже). Для готовой отправки в Telegram добавьте </w:t>
       </w:r>
       <w:r>
         <w:rPr>
@@ -525,7 +557,7 @@
           <w:i w:val="0"/>
           <w:sz w:val="19"/>
         </w:rPr>
-        <w:t>pip install .                               # из папки проекта</w:t>
+        <w:t>pip install 'botgraph @ git+https://github.com/XXXXXX1X1/botgraph'</w:t>
         <w:br/>
       </w:r>
       <w:r>
@@ -535,7 +567,7 @@
           <w:i w:val="0"/>
           <w:sz w:val="19"/>
         </w:rPr>
-        <w:t>pip install '.[aiogram]'                    # + отправка для aiogram 3 (или '.[ptb]')</w:t>
+        <w:t>pip install 'botgraph[aiogram] @ git+https://github.com/XXXXXX1X1/botgraph'   # + отправка для aiogram 3 (или [ptb])</w:t>
         <w:br/>
       </w:r>
       <w:r>
@@ -3710,30 +3742,30 @@
           <w:i w:val="0"/>
           <w:sz w:val="21"/>
         </w:rPr>
-        <w:t>pip install '.[aiogram]'</w:t>
-      </w:r>
-      <w:r>
-        <w:rPr>
-          <w:b w:val="0"/>
-          <w:i w:val="0"/>
-        </w:rPr>
-        <w:t xml:space="preserve"> или </w:t>
-      </w:r>
-      <w:r>
-        <w:rPr>
-          <w:rFonts w:ascii="Consolas" w:hAnsi="Consolas"/>
-          <w:b w:val="0"/>
-          <w:i w:val="0"/>
-          <w:sz w:val="21"/>
-        </w:rPr>
-        <w:t>'.[ptb]'</w:t>
-      </w:r>
-      <w:r>
-        <w:rPr>
-          <w:b w:val="0"/>
-          <w:i w:val="0"/>
-        </w:rPr>
-        <w:t>.</w:t>
+        <w:t>pip install 'botgraph[aiogram] @ git+https://github.com/XXXXXX1X1/botgraph'</w:t>
+      </w:r>
+      <w:r>
+        <w:rPr>
+          <w:b w:val="0"/>
+          <w:i w:val="0"/>
+        </w:rPr>
+        <w:t xml:space="preserve"> (или </w:t>
+      </w:r>
+      <w:r>
+        <w:rPr>
+          <w:rFonts w:ascii="Consolas" w:hAnsi="Consolas"/>
+          <w:b w:val="0"/>
+          <w:i w:val="0"/>
+          <w:sz w:val="21"/>
+        </w:rPr>
+        <w:t>[ptb]</w:t>
+      </w:r>
+      <w:r>
+        <w:rPr>
+          <w:b w:val="0"/>
+          <w:i w:val="0"/>
+        </w:rPr>
+        <w:t>).</w:t>
       </w:r>
     </w:p>
     <w:p>
